--- a/docs/题目导入解析方法说明/Shiroha Quiz 题目导入解析方法说明.docx
+++ b/docs/题目导入解析方法说明/Shiroha Quiz 题目导入解析方法说明.docx
@@ -4935,6 +4935,38 @@
         <w:t>识别完成后 → 先看预览，再确认导入</w:t>
         <w:br/>
         <w:t>题库过于混乱 → 先用人工或 LLM 智能体清洗格式</w:t>
+      </w:r>
+    </w:p>
+    <w:p>
+      <w:pPr>
+        <w:pStyle w:val="Heading2"/>
+      </w:pPr>
+      <w:r>
+        <w:t>2026-07-07 解析器收口补充</w:t>
+      </w:r>
+    </w:p>
+    <w:p>
+      <w:pPr>
+        <w:pStyle w:val="ListBullet"/>
+      </w:pPr>
+      <w:r>
+        <w:t>答案规范化补充：判断题答案支持“正确 / 错误 / 对 / 错 / √ / × / ✓ / ✗ / True / False / T / F / X”等常见写法。</w:t>
+      </w:r>
+    </w:p>
+    <w:p>
+      <w:pPr>
+        <w:pStyle w:val="ListBullet"/>
+      </w:pPr>
+      <w:r>
+        <w:t>双文件合并补充：存在明确题号交集时优先题号合并，顺序合并作为兜底候选。</w:t>
+      </w:r>
+    </w:p>
+    <w:p>
+      <w:pPr>
+        <w:pStyle w:val="ListBullet"/>
+      </w:pPr>
+      <w:r>
+        <w:t>主观题保护补充：答案中的“10.”等分项编号会尽量保留在当前题答案内，避免误切成新题。</w:t>
       </w:r>
     </w:p>
     <w:sectPr>
